--- a/CAutomation/projects/pipeline_management/input/modules/pipeline_management/Software_Requirements_Specification.docx
+++ b/CAutomation/projects/pipeline_management/input/modules/pipeline_management/Software_Requirements_Specification.docx
@@ -25,7 +25,7 @@
           <w:b/>
           <w:sz w:val="22"/>
         </w:rPr>
-        <w:t>CFFP / CCore / CAutomation / Pipeline Management</w:t>
+        <w:t>CAutomation / CCore / Pipeline Management</w:t>
       </w:r>
     </w:p>
     <w:p>
@@ -37,7 +37,7 @@
           <w:rFonts w:ascii="Arial" w:hAnsi="Arial" w:eastAsia="Arial"/>
           <w:sz w:val="18"/>
         </w:rPr>
-        <w:t>Document status: Generation-readiness draft contract for the CFFP Pipeline Management epic. Only this SRS and the matching ATS are manually authored and approved at module level. This iteration hardens the module contract for deterministic planning and generation while preserving the contextual Pipeline plus reusable Task plus PipelineTask association model.</w:t>
+        <w:t>Document status: Generation-readiness draft contract for the Pipeline Management reference project. Only this SRS and the matching ATS are manually authored and approved at module level. This iteration hardens the module contract for deterministic planning and generation while preserving the contextual Pipeline plus reusable Task plus PipelineTask association model.</w:t>
       </w:r>
     </w:p>
     <w:p>
@@ -61,7 +61,7 @@
           <w:rFonts w:ascii="Arial" w:hAnsi="Arial" w:eastAsia="Arial"/>
           <w:sz w:val="18"/>
         </w:rPr>
-        <w:t>This SRS defines what the Pipeline Management epic must support from a business and product perspective. It is a functional contract, not an implementation design. It defines the approved hierarchy, functional concepts, workflows, rules, validation expectations, and acceptance criteria used by the CFFP AI Engine.</w:t>
+        <w:t>This SRS defines what the Pipeline Management epic must support from a business and product perspective. It is a functional contract, not an implementation design. It defines the approved hierarchy, functional concepts, workflows, rules, validation expectations, and acceptance criteria used by the CAutomation AI Engine.</w:t>
       </w:r>
     </w:p>
     <w:p>
@@ -150,7 +150,7 @@
           <w:rFonts w:ascii="Arial" w:hAnsi="Arial" w:eastAsia="Arial"/>
           <w:sz w:val="18"/>
         </w:rPr>
-        <w:t>The Pipeline Management epic belongs to the following approved CFFP hierarchy. The labels must appear consistently in generated agile artifacts, UI labels, reports, and traceability output.</w:t>
+        <w:t>The Pipeline Management epic belongs to the following approved CAutomation hierarchy. The labels must appear consistently in generated agile artifacts, UI labels, reports, and traceability output.</w:t>
       </w:r>
     </w:p>
     <w:tbl>
@@ -277,7 +277,7 @@
                 <w:b w:val="0"/>
                 <w:sz w:val="16"/>
               </w:rPr>
-              <w:t>CFFP</w:t>
+              <w:t>CAutomation</w:t>
             </w:r>
           </w:p>
         </w:tc>
@@ -367,7 +367,7 @@
                 <w:b w:val="0"/>
                 <w:sz w:val="16"/>
               </w:rPr>
-              <w:t>The core CFFP product that owns shared platform capabilities.</w:t>
+              <w:t>The core CAutomation product that owns shared platform capabilities.</w:t>
             </w:r>
           </w:p>
         </w:tc>
@@ -1422,7 +1422,7 @@
                 <w:b w:val="0"/>
                 <w:sz w:val="16"/>
               </w:rPr>
-              <w:t>Top-level initiative such as CFFP.</w:t>
+              <w:t>Top-level initiative such as CAutomation.</w:t>
             </w:r>
           </w:p>
         </w:tc>
@@ -6304,7 +6304,7 @@
                 <w:b w:val="0"/>
                 <w:sz w:val="16"/>
               </w:rPr>
-              <w:t>Represents CFFP or future top-level initiatives.</w:t>
+              <w:t>Represents CAutomation or future top-level initiatives.</w:t>
             </w:r>
           </w:p>
         </w:tc>
@@ -7938,7 +7938,7 @@
                 <w:b w:val="0"/>
                 <w:sz w:val="16"/>
               </w:rPr>
-              <w:t>One epic named Pipeline Management under CFFP / CCore / CAutomation.</w:t>
+              <w:t>One epic named Pipeline Management under CAutomation / CCore.</w:t>
             </w:r>
           </w:p>
         </w:tc>
@@ -8423,7 +8423,7 @@
                 <w:b w:val="0"/>
                 <w:sz w:val="16"/>
               </w:rPr>
-              <w:t>Create CFFP hierarchy</w:t>
+              <w:t>Create CAutomation hierarchy</w:t>
             </w:r>
           </w:p>
         </w:tc>
@@ -8467,7 +8467,7 @@
                 <w:b w:val="0"/>
                 <w:sz w:val="16"/>
               </w:rPr>
-              <w:t>An authorized architect creates CFFP, CCore, and CAutomation with active metadata.</w:t>
+              <w:t>An authorized architect creates CAutomation, CCore, and Pipeline Management with active metadata.</w:t>
             </w:r>
           </w:p>
         </w:tc>
@@ -8647,7 +8647,7 @@
                 <w:b w:val="0"/>
                 <w:sz w:val="16"/>
               </w:rPr>
-              <w:t>The architect selects CFFP, CCore, CAutomation and creates a pipeline.</w:t>
+              <w:t>The architect selects CAutomation, CCore, and Pipeline Management and creates a pipeline.</w:t>
             </w:r>
           </w:p>
         </w:tc>
@@ -9196,7 +9196,7 @@
                 <w:b w:val="0"/>
                 <w:sz w:val="16"/>
               </w:rPr>
-              <w:t>Project CFFP, Product CCore, Module CAutomation, and Epic Pipeline Management must be present.</w:t>
+              <w:t>Project CAutomation, Product CCore, and Module Pipeline Management must be present.</w:t>
             </w:r>
           </w:p>
         </w:tc>
